--- a/QED Course/Lesson 68 Running Electric Charge.docx
+++ b/QED Course/Lesson 68 Running Electric Charge.docx
@@ -527,7 +527,7 @@
     </w:tbl>
     <w:p>
       <w:r>
-        <w:t>The metric is Lesson 4's diag(+1, −1, −1, −1), natural units ħ = c = 1, and ln is the natural logarithm. In display equations, square brackets enclose function arguments and visible groupings.</w:t>
+        <w:t>The metric is Lesson 4's diag(+1, −1, −1, −1), natural units ℏ = c = 1, and ln is the natural logarithm. In display equations, square brackets enclose function arguments and visible groupings.</w:t>
       </w:r>
     </w:p>
     <w:p>
